--- a/project/documents/reportletters/MiscItemsDue.docx
+++ b/project/documents/reportletters/MiscItemsDue.docx
@@ -4,18 +4,20 @@
   <w:body>
     <w:p>
       <w:pPr>
-        <w:spacing w:after="0" w:line="240" w:lineRule="auto"/>
-      </w:pPr>
-      <w:r>
-        <w:t>Subject line:</w:t>
-      </w:r>
-    </w:p>
-    <w:p>
-      <w:pPr>
-        <w:spacing w:after="0" w:line="240" w:lineRule="auto"/>
-      </w:pPr>
-      <w:r>
-        <w:t xml:space="preserve">&lt;&lt;This.orgName&gt;&gt; &lt;&lt;This.clientRefNo&gt;&gt; / SLW Ref: &lt;&lt;This.matterNo&gt;&gt; / SLW Report Out: </w:t>
+        <w:pStyle w:val="NormalWeb"/>
+        <w:spacing w:before="0" w:beforeAutospacing="0" w:after="0" w:afterAutospacing="0"/>
+      </w:pPr>
+      <w:r>
+        <w:t xml:space="preserve">Subject line: &lt;&lt;orgName&gt;&gt;: &lt;&lt;clientRefNo&gt;&gt; / SLW Ref: &lt;&lt;matterNo&gt;&gt; / </w:t>
+      </w:r>
+      <w:r>
+        <w:t>SLW</w:t>
+      </w:r>
+      <w:r>
+        <w:t xml:space="preserve"> Report Out:</w:t>
+      </w:r>
+      <w:r>
+        <w:t xml:space="preserve"> </w:t>
       </w:r>
       <w:r>
         <w:t>&lt;&lt;activityName&gt;&gt;</w:t>
@@ -23,12 +25,35 @@
     </w:p>
     <w:p>
       <w:pPr>
-        <w:spacing w:after="0" w:line="240" w:lineRule="auto"/>
-      </w:pPr>
-    </w:p>
-    <w:p>
-      <w:pPr>
-        <w:spacing w:after="0" w:line="240" w:lineRule="auto"/>
+        <w:pStyle w:val="NormalWeb"/>
+        <w:spacing w:before="0" w:beforeAutospacing="0" w:after="0" w:afterAutospacing="0"/>
+      </w:pPr>
+    </w:p>
+    <w:p>
+      <w:pPr>
+        <w:pStyle w:val="NormalWeb"/>
+        <w:spacing w:before="0" w:beforeAutospacing="0" w:after="0" w:afterAutospacing="0"/>
+      </w:pPr>
+    </w:p>
+    <w:p>
+      <w:pPr>
+        <w:pStyle w:val="NormalWeb"/>
+        <w:spacing w:before="0" w:beforeAutospacing="0" w:after="0" w:afterAutospacing="0"/>
+      </w:pPr>
+    </w:p>
+    <w:p>
+      <w:pPr>
+        <w:pStyle w:val="NormalWeb"/>
+        <w:spacing w:before="0" w:beforeAutospacing="0" w:after="0" w:afterAutospacing="0"/>
+      </w:pPr>
+      <w:r>
+        <w:t>Body:</w:t>
+      </w:r>
+    </w:p>
+    <w:p>
+      <w:pPr>
+        <w:pStyle w:val="NormalWeb"/>
+        <w:spacing w:before="0" w:beforeAutospacing="0" w:after="0" w:afterAutospacing="0"/>
       </w:pPr>
     </w:p>
     <w:p>
@@ -41,44 +66,42 @@
     </w:p>
     <w:p>
       <w:pPr>
-        <w:spacing w:after="0" w:line="240" w:lineRule="auto"/>
-      </w:pPr>
-    </w:p>
-    <w:p>
-      <w:pPr>
-        <w:spacing w:after="0" w:line="240" w:lineRule="auto"/>
-      </w:pPr>
-      <w:r>
-        <w:t>&lt;&lt;This.WAName&gt;&gt; &lt;&lt;This.WAPhone&gt;&gt;</w:t>
-      </w:r>
-    </w:p>
-    <w:p>
-      <w:pPr>
-        <w:spacing w:after="0" w:line="240" w:lineRule="auto"/>
-      </w:pPr>
-      <w:r>
-        <w:t>&lt;&lt;This.WAEmail&gt;&gt;</w:t>
-      </w:r>
-    </w:p>
-    <w:p>
-      <w:pPr>
-        <w:spacing w:after="0" w:line="240" w:lineRule="auto"/>
-      </w:pPr>
-    </w:p>
-    <w:p>
-      <w:pPr>
-        <w:spacing w:after="0" w:line="240" w:lineRule="auto"/>
-      </w:pPr>
-      <w:r>
-        <w:t>&lt;&lt;This.paraName&gt;&gt; &lt;&lt;This.paraPhone&gt;&gt;</w:t>
-      </w:r>
-    </w:p>
-    <w:p>
-      <w:pPr>
-        <w:spacing w:after="0" w:line="240" w:lineRule="auto"/>
-      </w:pPr>
-      <w:r>
-        <w:t>&lt;&lt;This.paraEmail&gt;&gt;</w:t>
+        <w:pStyle w:val="NormalWeb"/>
+        <w:spacing w:before="0" w:beforeAutospacing="0" w:after="0" w:afterAutospacing="0"/>
+      </w:pPr>
+    </w:p>
+    <w:p>
+      <w:pPr>
+        <w:pStyle w:val="NormalWeb"/>
+        <w:spacing w:before="0" w:beforeAutospacing="0" w:after="0" w:afterAutospacing="0"/>
+      </w:pPr>
+      <w:r>
+        <w:t>&lt;&lt;This.WAName&gt;&gt; &lt;&lt;This.WAPhone&gt;</w:t>
+      </w:r>
+      <w:proofErr w:type="gramStart"/>
+      <w:r>
+        <w:t>&gt;  &lt;&lt;This.WAEmail</w:t>
+      </w:r>
+      <w:proofErr w:type="gramEnd"/>
+      <w:r>
+        <w:t>&gt;&gt;</w:t>
+      </w:r>
+    </w:p>
+    <w:p>
+      <w:pPr>
+        <w:pStyle w:val="NormalWeb"/>
+        <w:spacing w:before="0" w:beforeAutospacing="0" w:after="0" w:afterAutospacing="0"/>
+      </w:pPr>
+      <w:r>
+        <w:t>&lt;&lt;This.paraName&gt;&gt; &lt;&lt;This.paraPhone&gt;</w:t>
+      </w:r>
+      <w:proofErr w:type="gramStart"/>
+      <w:r>
+        <w:t>&gt;  &lt;&lt;This.paraEmail</w:t>
+      </w:r>
+      <w:proofErr w:type="gramEnd"/>
+      <w:r>
+        <w:t>&gt;&gt;</w:t>
       </w:r>
     </w:p>
     <w:p>
@@ -99,7 +122,7 @@
         <w:spacing w:after="0" w:line="240" w:lineRule="auto"/>
       </w:pPr>
       <w:r>
-        <w:t xml:space="preserve">U.S. Patent Application Serial No.: &lt;&lt;THIS.serialNo&gt;&gt;, filed &lt;&lt;THIS.filedDate&gt;&gt;   </w:t>
+        <w:t xml:space="preserve">U.S. Patent Application Serial No.: &lt;&lt;serialNo&gt;&gt;, filed &lt;&lt;filedDate&gt;&gt;   </w:t>
       </w:r>
       <w:r>
         <w:tab/>
@@ -151,60 +174,70 @@
           <w:sz w:val="18"/>
           <w:szCs w:val="18"/>
         </w:rPr>
-        <w:t>Please provide authorization, instructions and any necessary documentation for submission by &lt;&lt;requestedDate&gt;&gt; for filing a response to the &lt;&lt;activityName&gt;&gt;. The first due date for response is &lt;&lt;dueDate&gt;&gt;, which can be extended for up to three months upon payment of extension fees.</w:t>
-      </w:r>
-    </w:p>
-    <w:p>
-      <w:pPr>
-        <w:spacing w:after="0" w:line="240" w:lineRule="auto"/>
-      </w:pPr>
-    </w:p>
-    <w:p>
-      <w:pPr>
-        <w:spacing w:after="0" w:line="240" w:lineRule="auto"/>
-      </w:pPr>
-      <w:r>
-        <w:t>ADDITIONAL NOTES:  If you have any questions regarding this matter, please contact &lt;&lt;THIS.WAName&gt;&gt; at &lt;&lt;THIS.WAPhone&gt;&gt; or &lt;&lt;THIS.paraName&gt;&gt; at &lt;&lt;THIS.paraPhone&gt;&gt;.</w:t>
-      </w:r>
-    </w:p>
-    <w:p>
-      <w:pPr>
-        <w:spacing w:after="0" w:line="240" w:lineRule="auto"/>
-      </w:pPr>
-    </w:p>
-    <w:p>
-      <w:pPr>
-        <w:spacing w:after="0" w:line="240" w:lineRule="auto"/>
-      </w:pPr>
-      <w:r>
-        <w:t xml:space="preserve">Reported By: </w:t>
-      </w:r>
-    </w:p>
-    <w:p>
-      <w:pPr>
-        <w:spacing w:after="0" w:line="240" w:lineRule="auto"/>
-      </w:pPr>
-    </w:p>
-    <w:p>
-      <w:pPr>
-        <w:spacing w:after="0" w:line="240" w:lineRule="auto"/>
-      </w:pPr>
-      <w:r>
-        <w:t>&lt;&lt;THIS.cmgName&gt;&gt;</w:t>
-      </w:r>
-    </w:p>
-    <w:p>
-      <w:pPr>
-        <w:spacing w:after="0" w:line="240" w:lineRule="auto"/>
-      </w:pPr>
-    </w:p>
-    <w:p>
-      <w:pPr>
-        <w:spacing w:after="0" w:line="240" w:lineRule="auto"/>
-      </w:pPr>
-      <w:r>
-        <w:t>Attachments</w:t>
-      </w:r>
+        <w:t xml:space="preserve">Please provide authorization, </w:t>
+      </w:r>
+      <w:proofErr w:type="gramStart"/>
+      <w:r>
+        <w:rPr>
+          <w:rFonts w:ascii="Verdana" w:hAnsi="Verdana"/>
+          <w:color w:val="000000"/>
+          <w:sz w:val="18"/>
+          <w:szCs w:val="18"/>
+        </w:rPr>
+        <w:t>instructions</w:t>
+      </w:r>
+      <w:proofErr w:type="gramEnd"/>
+      <w:r>
+        <w:rPr>
+          <w:rFonts w:ascii="Verdana" w:hAnsi="Verdana"/>
+          <w:color w:val="000000"/>
+          <w:sz w:val="18"/>
+          <w:szCs w:val="18"/>
+        </w:rPr>
+        <w:t xml:space="preserve"> and any necessary documentation for submission by &lt;&lt;requestedDate&gt;&gt; for filing a response to the &lt;&lt;activityName&gt;&gt;. The first due date for response is &lt;&lt;dueDate&gt;&gt;, which can be extended for up to three months upon payment of extension fees.</w:t>
+      </w:r>
+    </w:p>
+    <w:p>
+      <w:pPr>
+        <w:spacing w:after="0" w:line="240" w:lineRule="auto"/>
+      </w:pPr>
+    </w:p>
+    <w:p>
+      <w:pPr>
+        <w:spacing w:after="0" w:line="240" w:lineRule="auto"/>
+      </w:pPr>
+      <w:r>
+        <w:t>ADDITIONAL NOTES:  If you have any questions regarding this matter, please contact &lt;&lt;</w:t>
+      </w:r>
+      <w:r>
+        <w:t>This.</w:t>
+      </w:r>
+      <w:r>
+        <w:t>WAName&gt;&gt; at &lt;&lt;</w:t>
+      </w:r>
+      <w:r>
+        <w:t>This.</w:t>
+      </w:r>
+      <w:r>
+        <w:t>WAPhone&gt;&gt; or &lt;&lt;</w:t>
+      </w:r>
+      <w:r>
+        <w:t>This.</w:t>
+      </w:r>
+      <w:r>
+        <w:t>paraName&gt;&gt; at &lt;&lt;</w:t>
+      </w:r>
+      <w:r>
+        <w:t>This.</w:t>
+      </w:r>
+      <w:r>
+        <w:t>paraPhone&gt;&gt;.</w:t>
+      </w:r>
+    </w:p>
+    <w:p>
+      <w:pPr>
+        <w:spacing w:after="0" w:line="240" w:lineRule="auto"/>
+      </w:pPr>
     </w:p>
     <w:sectPr>
       <w:pgSz w:w="12240" w:h="15840"/>
@@ -642,6 +675,20 @@
     <w:semiHidden/>
     <w:unhideWhenUsed/>
   </w:style>
+  <w:style w:type="paragraph" w:styleId="NormalWeb">
+    <w:name w:val="Normal (Web)"/>
+    <w:basedOn w:val="Normal"/>
+    <w:uiPriority w:val="99"/>
+    <w:semiHidden/>
+    <w:unhideWhenUsed/>
+    <w:rsid w:val="00411AAA"/>
+    <w:pPr>
+      <w:spacing w:before="100" w:beforeAutospacing="1" w:after="100" w:afterAutospacing="1" w:line="240" w:lineRule="auto"/>
+    </w:pPr>
+    <w:rPr>
+      <w:rFonts w:ascii="Calibri" w:hAnsi="Calibri" w:cs="Calibri"/>
+    </w:rPr>
+  </w:style>
 </w:styles>
 </file>
 
